--- a/Soknadspakke.docx
+++ b/Soknadspakke.docx
@@ -3297,7 +3297,7 @@
           <w:b w:val="0"/>
           <w:i w:val="0"/>
         </w:rPr>
-        <w:t>, så er beløpet stort nok. Taket er 800 000 over inntil tre år.</w:t>
+        <w:t>, så er beløpet stort nok. Taket settes per utlysning — 800 000 over inntil tre år i høstutlysningen 2026, men bare 300 000 i sommerutlysningen samme år.</w:t>
       </w:r>
     </w:p>
     <w:p>
@@ -4213,14 +4213,78 @@
           <w:b/>
           <w:i w:val="0"/>
         </w:rPr>
-        <w:t>Høstutlysningen 2026 heter «Aktive og engasjerte barn og unge».</w:t>
+        <w:t>Høstutlysningen 2026 het «Aktive og engasjerte barn og unge»</w:t>
       </w:r>
       <w:r>
         <w:rPr>
           <w:b w:val="0"/>
           <w:i w:val="0"/>
         </w:rPr>
-        <w:t xml:space="preserve"> Formålet er at flere barn og unge deltar i organiserte fritidsaktiviteter, og at flere unge engasjerer seg i frivilligheten. Verifisert mot stiftelsens egne sider 11.08.2026 — kontroller mot gjeldende utlysning før dere sender.</w:t>
+        <w:t>, og fristen</w:t>
+      </w:r>
+    </w:p>
+    <w:p>
+      <w:pPr>
+        <w:pStyle w:val="ListNumber"/>
+        <w:numPr>
+          <w:ilvl w:val="0"/>
+          <w:numId w:val="12"/>
+        </w:numPr>
+      </w:pPr>
+      <w:r>
+        <w:rPr>
+          <w:b w:val="0"/>
+          <w:i w:val="0"/>
+        </w:rPr>
+        <w:t>september 2026 er passert. Tallene under står som referanse for hvordan</w:t>
+      </w:r>
+    </w:p>
+    <w:p>
+      <w:r>
+        <w:rPr>
+          <w:b w:val="0"/>
+          <w:i w:val="0"/>
+        </w:rPr>
+        <w:t xml:space="preserve">stiftelsen pleier å sette rammene — </w:t>
+      </w:r>
+      <w:r>
+        <w:rPr>
+          <w:b/>
+          <w:i w:val="0"/>
+        </w:rPr>
+        <w:t>ikke som en åpen utlysning</w:t>
+      </w:r>
+      <w:r>
+        <w:rPr>
+          <w:b w:val="0"/>
+          <w:i w:val="0"/>
+        </w:rPr>
+        <w:t>.</w:t>
+      </w:r>
+    </w:p>
+    <w:p>
+      <w:r>
+        <w:rPr>
+          <w:b/>
+          <w:i w:val="0"/>
+        </w:rPr>
+        <w:t>Ingen 2027-utlysning er publisert per 14.09.2026.</w:t>
+      </w:r>
+      <w:r>
+        <w:rPr>
+          <w:b w:val="0"/>
+          <w:i w:val="0"/>
+        </w:rPr>
+        <w:t xml:space="preserve"> Stiftelsen har to runder i året, med frist 1. mars og 1. september, justert til nærmeste virkedag. Sett en påminnelse i februar og les utlysningen når den kommer — beløpstak og formål settes per runde.</w:t>
+      </w:r>
+    </w:p>
+    <w:p>
+      <w:r>
+        <w:rPr>
+          <w:b w:val="0"/>
+          <w:i/>
+        </w:rPr>
+        <w:t>Kontrollert mot stiftelsens egne sider 14.09.2026.</w:t>
       </w:r>
     </w:p>
     <w:tbl>
@@ -4293,7 +4357,16 @@
                 <w:color w:val="14532D"/>
                 <w:sz w:val="21"/>
               </w:rPr>
-              <w:t>1. september 2026 kl. 16:00</w:t>
+              <w:t xml:space="preserve">1. september 2026 kl. 16:00 — </w:t>
+            </w:r>
+            <w:r>
+              <w:rPr>
+                <w:b/>
+                <w:i w:val="0"/>
+                <w:color w:val="14532D"/>
+                <w:sz w:val="21"/>
+              </w:rPr>
+              <w:t>passert</w:t>
             </w:r>
           </w:p>
         </w:tc>
@@ -4381,7 +4454,7 @@
                 <w:i w:val="0"/>
                 <w:sz w:val="21"/>
               </w:rPr>
-              <w:t>Søkebeløp</w:t>
+              <w:t>Minstebeløp</w:t>
             </w:r>
           </w:p>
         </w:tc>
@@ -4405,7 +4478,7 @@
                 <w:i w:val="0"/>
                 <w:sz w:val="21"/>
               </w:rPr>
-              <w:t>30 000 – 800 000 kr</w:t>
+              <w:t>30 000 kr</w:t>
             </w:r>
           </w:p>
         </w:tc>
@@ -4433,7 +4506,7 @@
                 <w:i w:val="0"/>
                 <w:sz w:val="21"/>
               </w:rPr>
-              <w:t>Varighet</w:t>
+              <w:t>Maksbeløp</w:t>
             </w:r>
           </w:p>
         </w:tc>
@@ -4452,11 +4525,19 @@
             </w:r>
             <w:r>
               <w:rPr>
+                <w:b/>
+                <w:i w:val="0"/>
+                <w:sz w:val="21"/>
+              </w:rPr>
+              <w:t>Settes per utlysning.</w:t>
+            </w:r>
+            <w:r>
+              <w:rPr>
                 <w:b w:val="0"/>
                 <w:i w:val="0"/>
                 <w:sz w:val="21"/>
               </w:rPr>
-              <w:t>Inntil tre år</w:t>
+              <w:t xml:space="preserve"> Høsten 2026: 800 000 kr. Sommeren 2026: 300 000 kr</w:t>
             </w:r>
           </w:p>
         </w:tc>
@@ -4485,7 +4566,7 @@
                 <w:i w:val="0"/>
                 <w:sz w:val="21"/>
               </w:rPr>
-              <w:t>Svar</w:t>
+              <w:t>Varighet</w:t>
             </w:r>
           </w:p>
         </w:tc>
@@ -4509,7 +4590,7 @@
                 <w:i w:val="0"/>
                 <w:sz w:val="21"/>
               </w:rPr>
-              <w:t>26. november 2026</w:t>
+              <w:t>Inntil tre år</w:t>
             </w:r>
           </w:p>
         </w:tc>
@@ -4537,7 +4618,7 @@
                 <w:i w:val="0"/>
                 <w:sz w:val="21"/>
               </w:rPr>
-              <w:t>Kostnader kan påløpe fra</w:t>
+              <w:t>Svar</w:t>
             </w:r>
           </w:p>
         </w:tc>
@@ -4560,7 +4641,7 @@
                 <w:i w:val="0"/>
                 <w:sz w:val="21"/>
               </w:rPr>
-              <w:t>1. desember 2026</w:t>
+              <w:t>26. november 2026</w:t>
             </w:r>
           </w:p>
         </w:tc>
@@ -4589,7 +4670,7 @@
                 <w:i w:val="0"/>
                 <w:sz w:val="21"/>
               </w:rPr>
-              <w:t>Tiltaket må settes i gang</w:t>
+              <w:t>Tidligste oppstart</w:t>
             </w:r>
           </w:p>
         </w:tc>
@@ -4613,7 +4694,15 @@
                 <w:i w:val="0"/>
                 <w:sz w:val="21"/>
               </w:rPr>
-              <w:t>2027</w:t>
+              <w:t>1. desember i søknadsåret</w:t>
+            </w:r>
+            <w:r>
+              <w:rPr>
+                <w:b w:val="0"/>
+                <w:i w:val="0"/>
+                <w:sz w:val="21"/>
+              </w:rPr>
+              <w:t xml:space="preserve"> — ikke året etter</w:t>
             </w:r>
           </w:p>
         </w:tc>
@@ -4717,11 +4806,19 @@
             </w:pPr>
             <w:r>
               <w:rPr>
+                <w:b w:val="0"/>
+                <w:i w:val="0"/>
+                <w:color w:val="14532D"/>
+              </w:rPr>
+              <w:t xml:space="preserve">Stiftelsen skriver: </w:t>
+            </w:r>
+            <w:r>
+              <w:rPr>
                 <w:b/>
                 <w:i w:val="0"/>
                 <w:color w:val="14532D"/>
               </w:rPr>
-              <w:t>Allerede igangsatte prosjekter støttes ikke.</w:t>
+              <w:t>«Søker du på denne utlysningen, er første mulige startdato 1. desember samme år.»</w:t>
             </w:r>
             <w:r>
               <w:rPr>
@@ -4729,7 +4826,7 @@
                 <w:i w:val="0"/>
                 <w:color w:val="14532D"/>
               </w:rPr>
-              <w:t xml:space="preserve"> Kjører klubben kurset i høst og søker om midler til det samme, er prosjektet i gang — og søknaden faller.</w:t>
+              <w:t xml:space="preserve"> Et tiltak som alt er i gang når dere søker, er dermed ikke det dere kan søke på.</w:t>
             </w:r>
           </w:p>
           <w:p>
@@ -4758,7 +4855,28 @@
                 <w:i w:val="0"/>
                 <w:color w:val="14532D"/>
               </w:rPr>
-              <w:t>, ikke prosjektet det søkes på. Beskriv det som er kjørt som bakgrunn og dokumentasjon, og søk på tilbudet som starter i 2027.</w:t>
+              <w:t>, ikke prosjektet det søkes på. Beskriv det som er kjørt som bakgrunn og dokumentasjon, og søk på neste pulje.</w:t>
+            </w:r>
+          </w:p>
+          <w:p>
+            <w:pPr>
+              <w:spacing w:before="100" w:after="100"/>
+            </w:pPr>
+            <w:r>
+              <w:rPr>
+                <w:b/>
+                <w:i w:val="0"/>
+                <w:color w:val="14532D"/>
+              </w:rPr>
+              <w:t>Rettet 14.09.2026.</w:t>
+            </w:r>
+            <w:r>
+              <w:rPr>
+                <w:b w:val="0"/>
+                <w:i w:val="0"/>
+                <w:color w:val="14532D"/>
+              </w:rPr>
+              <w:t xml:space="preserve"> Her sto tidligere at tiltaket måtte settes i gang året etter søknadsåret. Det var feil — oppstart kan skje fra 1. desember i søknadsåret. Formuleringen «allerede igangsatte prosjekter støttes ikke» sto heller ikke å finne på stiftelsens sider, og er erstattet med det de faktisk skriver.</w:t>
             </w:r>
           </w:p>
           <w:p>
@@ -4795,7 +4913,7 @@
         <w:pStyle w:val="ListNumber"/>
         <w:numPr>
           <w:ilvl w:val="0"/>
-          <w:numId w:val="12"/>
+          <w:numId w:val="13"/>
         </w:numPr>
       </w:pPr>
       <w:r>
@@ -4811,7 +4929,7 @@
         <w:pStyle w:val="ListNumber"/>
         <w:numPr>
           <w:ilvl w:val="0"/>
-          <w:numId w:val="12"/>
+          <w:numId w:val="13"/>
         </w:numPr>
       </w:pPr>
       <w:r>
@@ -4834,7 +4952,7 @@
         <w:pStyle w:val="ListNumber"/>
         <w:numPr>
           <w:ilvl w:val="0"/>
-          <w:numId w:val="12"/>
+          <w:numId w:val="13"/>
         </w:numPr>
       </w:pPr>
       <w:r>
@@ -4850,7 +4968,7 @@
         <w:pStyle w:val="ListNumber"/>
         <w:numPr>
           <w:ilvl w:val="0"/>
-          <w:numId w:val="12"/>
+          <w:numId w:val="13"/>
         </w:numPr>
       </w:pPr>
       <w:r>
@@ -4866,7 +4984,7 @@
         <w:pStyle w:val="ListNumber"/>
         <w:numPr>
           <w:ilvl w:val="0"/>
-          <w:numId w:val="12"/>
+          <w:numId w:val="13"/>
         </w:numPr>
       </w:pPr>
       <w:r>
@@ -4883,29 +5001,101 @@
           <w:b/>
           <w:i w:val="0"/>
         </w:rPr>
-        <w:t>Dette støttes ikke:</w:t>
+        <w:t>Dette støttes ikke</w:t>
       </w:r>
       <w:r>
         <w:rPr>
           <w:b w:val="0"/>
           <w:i w:val="0"/>
         </w:rPr>
-        <w:t xml:space="preserve"> faste kostnader som husleie og strøm · bygging og oppussing · aktiviteter i utlandet · </w:t>
+        <w:t xml:space="preserve"> (høstutlysningen 2026, stiftelsens egne fire punkter): organisasjonens faste kostnader som administrasjon, husleie og strøm · bygging, tilrettelegging eller oppussing av anlegg, uteområder og lokaler · parti- eller interessepolitiske formål og religiøs påvirkning · aktiviteter i utlandet.</w:t>
       </w:r>
-      <w:r>
-        <w:rPr>
-          <w:b/>
-          <w:i w:val="0"/>
-        </w:rPr>
-        <w:t>søknader som kun gjelder utstyrsinnkjøp</w:t>
-      </w:r>
-      <w:r>
-        <w:rPr>
-          <w:b w:val="0"/>
-          <w:i w:val="0"/>
-        </w:rPr>
-        <w:t>.</w:t>
-      </w:r>
+    </w:p>
+    <w:tbl>
+      <w:tblPr>
+        <w:tblW w:type="auto" w:w="0"/>
+        <w:tblLook w:firstColumn="1" w:firstRow="1" w:lastColumn="0" w:lastRow="0" w:noHBand="0" w:noVBand="1" w:val="04A0"/>
+        <w:tblBorders>
+          <w:left w:val="single" w:sz="24" w:space="0" w:color="3A6B4A"/>
+          <w:top w:val="none" w:sz="0" w:space="0" w:color="auto"/>
+          <w:bottom w:val="none" w:sz="0" w:space="0" w:color="auto"/>
+          <w:right w:val="none" w:sz="0" w:space="0" w:color="auto"/>
+          <w:insideH w:val="none" w:sz="0" w:space="0" w:color="auto"/>
+          <w:insideV w:val="none" w:sz="0" w:space="0" w:color="auto"/>
+        </w:tblBorders>
+      </w:tblPr>
+      <w:tblGrid>
+        <w:gridCol w:w="9072"/>
+      </w:tblGrid>
+      <w:tr>
+        <w:tc>
+          <w:tcPr>
+            <w:tcW w:type="dxa" w:w="9072"/>
+            <w:shd w:val="clear" w:color="auto" w:fill="E9F2EC"/>
+          </w:tcPr>
+          <w:p>
+            <w:pPr>
+              <w:spacing w:before="100" w:after="80"/>
+            </w:pPr>
+            <w:r/>
+            <w:r>
+              <w:rPr>
+                <w:b/>
+                <w:i w:val="0"/>
+                <w:color w:val="14532D"/>
+              </w:rPr>
+              <w:t>Utstyr kan dere søke om</w:t>
+            </w:r>
+          </w:p>
+          <w:p>
+            <w:pPr>
+              <w:spacing w:before="100" w:after="100"/>
+            </w:pPr>
+            <w:r>
+              <w:rPr>
+                <w:b/>
+                <w:i w:val="0"/>
+                <w:color w:val="14532D"/>
+              </w:rPr>
+              <w:t>Rettet 14.09.2026.</w:t>
+            </w:r>
+            <w:r>
+              <w:rPr>
+                <w:b w:val="0"/>
+                <w:i w:val="0"/>
+                <w:color w:val="14532D"/>
+              </w:rPr>
+              <w:t xml:space="preserve"> Her sto tidligere at «søknader som kun gjelder utstyrsinnkjøp» ikke støttes. Høstutlysningen 2026 fører tvert imot «utstyr og inventar» opp som støtteberettiget kostnad. Den gamle regelen sto på et kvalifiseringsskjema og gjaldt 2025. </w:t>
+            </w:r>
+            <w:r>
+              <w:rPr>
+                <w:b/>
+                <w:i w:val="0"/>
+                <w:color w:val="14532D"/>
+              </w:rPr>
+              <w:t>Køer, baller og utlånsutstyr til Snookerskolen er altså søkbart</w:t>
+            </w:r>
+            <w:r>
+              <w:rPr>
+                <w:b w:val="0"/>
+                <w:i w:val="0"/>
+                <w:color w:val="14532D"/>
+              </w:rPr>
+              <w:t xml:space="preserve"> — kontroller mot den utlysningen som faktisk er åpen når dere sender.</w:t>
+            </w:r>
+          </w:p>
+          <w:p>
+            <w:pPr>
+              <w:spacing w:after="0"/>
+            </w:pPr>
+          </w:p>
+        </w:tc>
+      </w:tr>
+    </w:tbl>
+    <w:p>
+      <w:pPr>
+        <w:spacing w:after="120"/>
+      </w:pPr>
     </w:p>
     <w:tbl>
       <w:tblPr>
@@ -5026,7 +5216,7 @@
                 <w:color w:val="14532D"/>
                 <w:sz w:val="19"/>
               </w:rPr>
-              <w:t>[OPPSTART I 2027]</w:t>
+              <w:t>[OPPSTART — TIDLIGST 1. DESEMBER I SØKNADSÅRET]</w:t>
             </w:r>
             <w:r>
               <w:rPr>
@@ -5044,7 +5234,7 @@
                 <w:color w:val="14532D"/>
                 <w:sz w:val="19"/>
               </w:rPr>
-              <w:t>[SLUTT, senest desember 2029]</w:t>
+              <w:t>[SLUTT, INNTIL 3 ÅR SENERE]</w:t>
             </w:r>
           </w:p>
           <w:p>
@@ -5065,7 +5255,25 @@
                 <w:i w:val="0"/>
                 <w:color w:val="14532D"/>
               </w:rPr>
-              <w:t xml:space="preserve"> Etablere et gratis nybegynnerkurs i snooker for barn og unge til og med 24 år, med utlån av alt nødvendig utstyr. Åtte kvelder, to puljer i året, med oppstart i 2027.</w:t>
+              <w:t xml:space="preserve"> Etablere et gratis nybegynnerkurs i snooker for barn og unge til og med 24 år, med utlån av alt nødvendig utstyr. Åtte kvelder, to puljer i året, med oppstart </w:t>
+            </w:r>
+            <w:r>
+              <w:rPr>
+                <w:rFonts w:ascii="Consolas" w:hAnsi="Consolas"/>
+                <w:b w:val="0"/>
+                <w:i w:val="0"/>
+                <w:color w:val="14532D"/>
+                <w:sz w:val="19"/>
+              </w:rPr>
+              <w:t>[MÅNED OG ÅR]</w:t>
+            </w:r>
+            <w:r>
+              <w:rPr>
+                <w:b w:val="0"/>
+                <w:i w:val="0"/>
+                <w:color w:val="14532D"/>
+              </w:rPr>
+              <w:t>.</w:t>
             </w:r>
           </w:p>
           <w:p>
@@ -5223,7 +5431,7 @@
                 <w:color w:val="14532D"/>
                 <w:sz w:val="19"/>
               </w:rPr>
-              <w:t>[TIDSPLAN: oppstart i 2027, puljer, antall kvelder]</w:t>
+              <w:t>[TIDSPLAN: oppstart, puljer, antall kvelder]</w:t>
             </w:r>
           </w:p>
           <w:p>
@@ -6271,7 +6479,7 @@
         <w:pStyle w:val="ListNumber"/>
         <w:numPr>
           <w:ilvl w:val="0"/>
-          <w:numId w:val="13"/>
+          <w:numId w:val="14"/>
         </w:numPr>
       </w:pPr>
       <w:r>
@@ -6294,7 +6502,7 @@
         <w:pStyle w:val="ListNumber"/>
         <w:numPr>
           <w:ilvl w:val="0"/>
-          <w:numId w:val="13"/>
+          <w:numId w:val="14"/>
         </w:numPr>
       </w:pPr>
       <w:r>
@@ -6317,7 +6525,7 @@
         <w:pStyle w:val="ListNumber"/>
         <w:numPr>
           <w:ilvl w:val="0"/>
-          <w:numId w:val="13"/>
+          <w:numId w:val="14"/>
         </w:numPr>
       </w:pPr>
       <w:r>
@@ -6340,7 +6548,7 @@
         <w:pStyle w:val="ListNumber"/>
         <w:numPr>
           <w:ilvl w:val="0"/>
-          <w:numId w:val="13"/>
+          <w:numId w:val="14"/>
         </w:numPr>
       </w:pPr>
       <w:r>
@@ -6363,7 +6571,7 @@
         <w:pStyle w:val="ListNumber"/>
         <w:numPr>
           <w:ilvl w:val="0"/>
-          <w:numId w:val="13"/>
+          <w:numId w:val="14"/>
         </w:numPr>
       </w:pPr>
       <w:r>
@@ -6386,7 +6594,7 @@
         <w:pStyle w:val="ListNumber"/>
         <w:numPr>
           <w:ilvl w:val="0"/>
-          <w:numId w:val="13"/>
+          <w:numId w:val="14"/>
         </w:numPr>
       </w:pPr>
       <w:r>
@@ -6879,6 +7087,9 @@
     <w:abstractNumId w:val="7"/>
   </w:num>
   <w:num w:numId="13">
+    <w:abstractNumId w:val="7"/>
+  </w:num>
+  <w:num w:numId="14">
     <w:abstractNumId w:val="7"/>
   </w:num>
 </w:numbering>
